--- a/Python for Algorithmic Trading/NCKH/Bài stock toán/submission/JEMF_submission/01_Title_page.docx
+++ b/Python for Algorithmic Trading/NCKH/Bài stock toán/submission/JEMF_submission/01_Title_page.docx
@@ -13,7 +13,7 @@
           <w:sz w:val="32"/>
           <w:szCs w:val="32"/>
         </w:rPr>
-        <w:t xml:space="preserve">How Much of a Nested Index Correlation Is Construction? A Scale-Wise Part–Whole Decomposition with Evidence from Vietnam</w:t>
+        <w:t xml:space="preserve">How Much of a Nested Index Correlation Is Constructed? A Scale-Wise Part–Whole Decomposition with Evidence from Vietnam</w:t>
       </w:r>
     </w:p>
     <w:p>

--- a/Python for Algorithmic Trading/NCKH/Bài stock toán/submission/JEMF_submission/01_Title_page.docx
+++ b/Python for Algorithmic Trading/NCKH/Bài stock toán/submission/JEMF_submission/01_Title_page.docx
@@ -28,133 +28,31 @@
           <w:sz w:val="24"/>
           <w:szCs w:val="24"/>
         </w:rPr>
-        <w:t xml:space="preserve">Nguyen Thanh Binh</w:t>
-      </w:r>
-      <w:r>
-        <w:rPr>
-          <w:rFonts w:ascii="Times New Roman" w:hAnsi="Times New Roman" w:cs="Times New Roman" w:eastAsia="Times New Roman"/>
-          <w:vertAlign w:val="superscript"/>
-          <w:sz w:val="24"/>
-          <w:szCs w:val="24"/>
-        </w:rPr>
-        <w:t xml:space="preserve">a</w:t>
-      </w:r>
-      <w:r>
-        <w:rPr>
-          <w:rFonts w:ascii="Times New Roman" w:hAnsi="Times New Roman" w:cs="Times New Roman" w:eastAsia="Times New Roman"/>
-          <w:sz w:val="24"/>
-          <w:szCs w:val="24"/>
-        </w:rPr>
-        <w:t xml:space="preserve">, Nguyen Van Trung</w:t>
-      </w:r>
-      <w:r>
-        <w:rPr>
-          <w:rFonts w:ascii="Times New Roman" w:hAnsi="Times New Roman" w:cs="Times New Roman" w:eastAsia="Times New Roman"/>
-          <w:vertAlign w:val="superscript"/>
-          <w:sz w:val="24"/>
-          <w:szCs w:val="24"/>
-        </w:rPr>
-        <w:t xml:space="preserve">a,*</w:t>
-      </w:r>
-      <w:r>
-        <w:rPr>
-          <w:rFonts w:ascii="Times New Roman" w:hAnsi="Times New Roman" w:cs="Times New Roman" w:eastAsia="Times New Roman"/>
-          <w:sz w:val="24"/>
-          <w:szCs w:val="24"/>
-        </w:rPr>
-        <w:t xml:space="preserve">, Ha Hong Hanh</w:t>
-      </w:r>
-      <w:r>
-        <w:rPr>
-          <w:rFonts w:ascii="Times New Roman" w:hAnsi="Times New Roman" w:cs="Times New Roman" w:eastAsia="Times New Roman"/>
-          <w:vertAlign w:val="superscript"/>
-          <w:sz w:val="24"/>
-          <w:szCs w:val="24"/>
-        </w:rPr>
-        <w:t xml:space="preserve">b</w:t>
-      </w:r>
-      <w:r>
-        <w:rPr>
-          <w:rFonts w:ascii="Times New Roman" w:hAnsi="Times New Roman" w:cs="Times New Roman" w:eastAsia="Times New Roman"/>
-          <w:sz w:val="24"/>
-          <w:szCs w:val="24"/>
-        </w:rPr>
-        <w:t xml:space="preserve">, Nguyen Bach Diep</w:t>
-      </w:r>
-      <w:r>
-        <w:rPr>
-          <w:rFonts w:ascii="Times New Roman" w:hAnsi="Times New Roman" w:cs="Times New Roman" w:eastAsia="Times New Roman"/>
-          <w:vertAlign w:val="superscript"/>
-          <w:sz w:val="24"/>
-          <w:szCs w:val="24"/>
-        </w:rPr>
-        <w:t xml:space="preserve">a</w:t>
+        <w:t xml:space="preserve">Nguyen Van Trung</w:t>
       </w:r>
     </w:p>
     <w:p>
       <w:pPr>
         <w:pStyle w:val="Compact"/>
       </w:pPr>
-      <w:r>
-        <w:rPr>
-          <w:vertAlign w:val="superscript"/>
-          <w:sz w:val="20"/>
-          <w:szCs w:val="20"/>
-        </w:rPr>
-        <w:t xml:space="preserve">a</w:t>
-      </w:r>
       <w:r>
         <w:rPr>
           <w:sz w:val="20"/>
           <w:szCs w:val="20"/>
         </w:rPr>
-        <w:t xml:space="preserve"> </w:t>
+        <w:t xml:space="preserve">National Economics University, Hanoi, Vietnam</w:t>
       </w:r>
+    </w:p>
+    <w:p>
+      <w:pPr>
+        <w:pStyle w:val="Compact"/>
+      </w:pPr>
       <w:r>
         <w:rPr>
           <w:sz w:val="20"/>
           <w:szCs w:val="20"/>
         </w:rPr>
-        <w:t xml:space="preserve">Academy of Policy and Development, Nam An Khanh Urban Area, Hoai Duc District, Hanoi, Vietnam</w:t>
-      </w:r>
-    </w:p>
-    <w:p>
-      <w:pPr>
-        <w:pStyle w:val="Compact"/>
-      </w:pPr>
-      <w:r>
-        <w:rPr>
-          <w:vertAlign w:val="superscript"/>
-          <w:sz w:val="20"/>
-          <w:szCs w:val="20"/>
-        </w:rPr>
-        <w:t xml:space="preserve">b</w:t>
-      </w:r>
-      <w:r>
-        <w:rPr>
-          <w:sz w:val="20"/>
-          <w:szCs w:val="20"/>
-        </w:rPr>
-        <w:t xml:space="preserve"> </w:t>
-      </w:r>
-      <w:r>
-        <w:rPr>
-          <w:sz w:val="20"/>
-          <w:szCs w:val="20"/>
-        </w:rPr>
-        <w:t xml:space="preserve">School of Accounting and Auditing, National Economics University, Hanoi, Vietnam</w:t>
-      </w:r>
-    </w:p>
-    <w:p>
-      <w:pPr>
-        <w:pStyle w:val="Compact"/>
-      </w:pPr>
-      <w:r>
-        <w:rPr>
-          <w:sz w:val="20"/>
-          <w:szCs w:val="20"/>
-        </w:rPr>
-        <w:t xml:space="preserve">* Corresponding author: Nguyen Van Trung, Academy of Policy and Development, Hanoi, Vietnam. Email: 15233582@st.neu.edu.vn. Tel: +84 355 347 831.</w:t>
+        <w:t xml:space="preserve">Email: kontrungcany@gmail.com</w:t>
       </w:r>
     </w:p>
     <w:p>
@@ -187,7 +85,7 @@
           <w:sz w:val="24"/>
           <w:szCs w:val="24"/>
         </w:rPr>
-        <w:t xml:space="preserve">Writing assistance and use of generative AI: During the preparation of this work the authors used Claude (Anthropic) for language editing, reference searching and verification, translation of the analysis code into R and drafting of revisions, and Gemini (Google) to improve the language and readability of the manuscript. After using these tools, the authors reviewed and edited the content as needed and take full responsibility for the content of the publication.</w:t>
+        <w:t xml:space="preserve">Writing assistance and use of generative AI: During the preparation of this work the author used Claude (Anthropic) for language editing, reference searching and verification, translation of the analysis code into R and drafting of revisions, and Gemini (Google) to improve the language and readability of the manuscript. After using these tools, the author reviewed and edited the content as needed and takes full responsibility for the content of the publication.</w:t>
       </w:r>
     </w:p>
     <w:p>
@@ -220,7 +118,7 @@
           <w:sz w:val="24"/>
           <w:szCs w:val="24"/>
         </w:rPr>
-        <w:t xml:space="preserve">Nguyen Thanh Binh: Conceptualization, Supervision, Validation, Writing – review &amp; editing. Nguyen Van Trung: Conceptualization, Data curation, Formal analysis, Investigation, Methodology, Software, Visualization, Writing – original draft, Writing – review &amp; editing. Ha Hong Hanh: Validation, Writing – review &amp; editing. Nguyen Bach Diep: Methodology, Formal analysis, Writing – original draft.</w:t>
+        <w:t xml:space="preserve">Nguyen Van Trung: Conceptualization, Data curation, Formal analysis, Investigation, Methodology, Software, Visualization, Writing – original draft, Writing – review &amp; editing.</w:t>
       </w:r>
     </w:p>
     <w:p>

--- a/Python for Algorithmic Trading/NCKH/Bài stock toán/submission/JEMF_submission/01_Title_page.docx
+++ b/Python for Algorithmic Trading/NCKH/Bài stock toán/submission/JEMF_submission/01_Title_page.docx
@@ -3313,16 +3313,9 @@
     <w:basedOn w:val="Normal"/>
     <w:rsid w:val="000019C6"/>
     <w:pPr>
-      <w:numPr>
-        <w:numId w:val="11"/>
-      </w:numPr>
-      <w:tabs>
-        <w:tab w:pos="341" w:val="left"/>
-      </w:tabs>
-      <w:overflowPunct w:val="0"/>
-      <w:autoSpaceDE w:val="0"/>
-      <w:spacing w:line="220" w:lineRule="atLeast"/>
-      <w:jc w:val="both"/>
+      <w:spacing w:line="240" w:lineRule="auto"/>
+      <w:ind w:hanging="425" w:left="425"/>
+      <w:jc w:val="left"/>
     </w:pPr>
     <w:rPr>
       <w:sz w:val="18"/>
